--- a/testakten/insolvenzplan-starug-planwerkstatt-metallbau-hansa/10_gruppen_klassen_entwurf.docx
+++ b/testakten/insolvenzplan-starug-planwerkstatt-metallbau-hansa/10_gruppen_klassen_entwurf.docx
@@ -5,78 +5,122 @@
     <w:p>
       <w:pPr>
         <w:pStyle w:val="Heading1"/>
+        <w:spacing w:after="160" w:line="259" w:lineRule="auto"/>
       </w:pPr>
       <w:r>
         <w:rPr>
           <w:rFonts w:ascii="Times New Roman" w:hAnsi="Times New Roman"/>
+          <w:b/>
+          <w:sz w:val="28"/>
         </w:rPr>
         <w:t>Gruppen- und Klassenentwurf – Insolvenzplan / StaRUG-Restrukturierungsplan</w:t>
       </w:r>
     </w:p>
     <w:p>
       <w:pPr>
+        <w:spacing w:before="120" w:after="60" w:line="259" w:lineRule="auto"/>
         <w:jc w:val="left"/>
       </w:pPr>
       <w:r>
         <w:rPr>
-          <w:b/>
+          <w:rFonts w:ascii="Times New Roman" w:hAnsi="Times New Roman"/>
+          <w:b w:val="0"/>
+          <w:i w:val="0"/>
+          <w:sz w:val="22"/>
         </w:rPr>
         <w:t>Aktenzeichen:</w:t>
       </w:r>
       <w:r>
+        <w:rPr>
+          <w:rFonts w:ascii="Times New Roman" w:hAnsi="Times New Roman"/>
+          <w:b w:val="0"/>
+          <w:i w:val="0"/>
+          <w:sz w:val="22"/>
+        </w:rPr>
         <w:t xml:space="preserve"> MH-2026-001</w:t>
       </w:r>
     </w:p>
     <w:p>
       <w:pPr>
+        <w:spacing w:before="120" w:after="60" w:line="259" w:lineRule="auto"/>
         <w:jc w:val="left"/>
       </w:pPr>
       <w:r>
         <w:rPr>
+          <w:rFonts w:ascii="Times New Roman" w:hAnsi="Times New Roman"/>
           <w:b/>
+          <w:sz w:val="22"/>
         </w:rPr>
         <w:t>Stand:</w:t>
       </w:r>
       <w:r>
+        <w:rPr>
+          <w:rFonts w:ascii="Times New Roman" w:hAnsi="Times New Roman"/>
+          <w:b/>
+          <w:sz w:val="22"/>
+        </w:rPr>
         <w:t xml:space="preserve"> 2. Juni 2026 (Arbeitsfassung)</w:t>
       </w:r>
     </w:p>
     <w:p>
       <w:pPr>
+        <w:spacing w:before="120" w:after="60" w:line="259" w:lineRule="auto"/>
         <w:jc w:val="left"/>
       </w:pPr>
       <w:r>
         <w:rPr>
+          <w:rFonts w:ascii="Times New Roman" w:hAnsi="Times New Roman"/>
           <w:b/>
+          <w:sz w:val="22"/>
         </w:rPr>
         <w:t>Verfasser:</w:t>
       </w:r>
       <w:r>
+        <w:rPr>
+          <w:rFonts w:ascii="Times New Roman" w:hAnsi="Times New Roman"/>
+          <w:b/>
+          <w:sz w:val="22"/>
+        </w:rPr>
         <w:t xml:space="preserve"> RA Dr. Karolin Westphal</w:t>
       </w:r>
     </w:p>
     <w:p>
       <w:pPr>
+        <w:spacing w:before="120" w:after="60" w:line="259" w:lineRule="auto"/>
         <w:jc w:val="left"/>
       </w:pPr>
       <w:r>
         <w:rPr>
+          <w:rFonts w:ascii="Times New Roman" w:hAnsi="Times New Roman"/>
           <w:b/>
+          <w:sz w:val="22"/>
         </w:rPr>
         <w:t>Rechtsgrundlagen:</w:t>
       </w:r>
       <w:r>
+        <w:rPr>
+          <w:rFonts w:ascii="Times New Roman" w:hAnsi="Times New Roman"/>
+          <w:b/>
+          <w:sz w:val="22"/>
+        </w:rPr>
         <w:t xml:space="preserve"> §§ 222, 223 ff. InsO; §§ 8 ff. StaRUG</w:t>
       </w:r>
     </w:p>
-    <w:p/>
+    <w:p>
+      <w:pPr>
+        <w:spacing w:line="259" w:lineRule="auto" w:after="60"/>
+      </w:pPr>
+    </w:p>
     <w:p>
       <w:pPr>
         <w:pStyle w:val="Heading2"/>
+        <w:spacing w:before="120" w:after="60" w:line="259" w:lineRule="auto"/>
       </w:pPr>
       <w:r>
         <w:rPr>
           <w:rFonts w:ascii="Times New Roman" w:hAnsi="Times New Roman"/>
+          <w:b/>
+          <w:sz w:val="22"/>
         </w:rPr>
         <w:t>1. Grundsatz der Gruppenbildung</w:t>
       </w:r>
@@ -84,16 +128,20 @@
     <w:p>
       <w:pPr>
         <w:pStyle w:val="Heading3"/>
+        <w:spacing w:before="120" w:after="60" w:line="259" w:lineRule="auto"/>
       </w:pPr>
       <w:r>
         <w:rPr>
           <w:rFonts w:ascii="Times New Roman" w:hAnsi="Times New Roman"/>
+          <w:b/>
+          <w:sz w:val="22"/>
         </w:rPr>
         <w:t>1.1 Insolvenzplan (§ 222 InsO)</w:t>
       </w:r>
     </w:p>
     <w:p>
       <w:pPr>
+        <w:spacing w:line="259" w:lineRule="auto" w:after="60"/>
         <w:jc w:val="left"/>
       </w:pPr>
       <w:r>
@@ -102,6 +150,7 @@
     </w:p>
     <w:p>
       <w:pPr>
+        <w:spacing w:line="259" w:lineRule="auto" w:after="60"/>
         <w:jc w:val="left"/>
       </w:pPr>
       <w:r>
@@ -111,6 +160,7 @@
     <w:p>
       <w:pPr>
         <w:pStyle w:val="Heading3"/>
+        <w:spacing w:line="259" w:lineRule="auto" w:after="60"/>
       </w:pPr>
       <w:r>
         <w:rPr>
@@ -121,16 +171,22 @@
     </w:p>
     <w:p>
       <w:pPr>
+        <w:spacing w:line="259" w:lineRule="auto" w:after="60"/>
         <w:jc w:val="left"/>
       </w:pPr>
       <w:r>
         <w:t>Im Restrukturierungsplan können nur planbetroffene Gläubiger (§ 8 StaRUG) und Anteilsinhaber einbezogen werden. Arbeitnehmer sowie Forderungen auf laufende Leistungen (§ 4 StaRUG) sind grundsätzlich ausgeschlossen. Die Klassenbildung richtet sich nach § 9 StaRUG; gleichartige Rechte sind in einer Klasse zusammenzufassen.</w:t>
       </w:r>
     </w:p>
-    <w:p/>
+    <w:p>
+      <w:pPr>
+        <w:spacing w:line="259" w:lineRule="auto" w:after="60"/>
+      </w:pPr>
+    </w:p>
     <w:p>
       <w:pPr>
         <w:pStyle w:val="Heading2"/>
+        <w:spacing w:line="259" w:lineRule="auto" w:after="60"/>
       </w:pPr>
       <w:r>
         <w:rPr>
@@ -142,6 +198,7 @@
     <w:p>
       <w:pPr>
         <w:pStyle w:val="Heading3"/>
+        <w:spacing w:line="259" w:lineRule="auto" w:after="60"/>
       </w:pPr>
       <w:r>
         <w:rPr>
@@ -152,6 +209,7 @@
     </w:p>
     <w:p>
       <w:pPr>
+        <w:spacing w:line="259" w:lineRule="auto" w:after="60"/>
         <w:jc w:val="left"/>
       </w:pPr>
       <w:r>
@@ -354,6 +412,7 @@
     </w:tbl>
     <w:p>
       <w:pPr>
+        <w:spacing w:line="259" w:lineRule="auto" w:after="60"/>
         <w:jc w:val="left"/>
       </w:pPr>
       <w:r>
@@ -377,6 +436,7 @@
     </w:p>
     <w:p>
       <w:pPr>
+        <w:spacing w:line="259" w:lineRule="auto" w:after="60"/>
         <w:jc w:val="left"/>
       </w:pPr>
       <w:r>
@@ -389,6 +449,7 @@
     <w:p>
       <w:pPr>
         <w:pStyle w:val="ListBullet"/>
+        <w:spacing w:line="259" w:lineRule="auto" w:after="60"/>
       </w:pPr>
       <w:r>
         <w:t>NordBank AG: Einmalzahlung aus Sicherheitenverwertung (Maschinenpark, Forderungseinzug) zuzüglich Planrate aus Tranche 1 des Investor-Darlehens (200.000 Euro); Rest als Duldungszinsanspruch mit 3 % auf verbleibende Restforderung, gestundet auf 3 Jahre; Neuordnung der Globalzession zugunsten Investor-Tranche.</w:t>
@@ -397,6 +458,7 @@
     <w:p>
       <w:pPr>
         <w:pStyle w:val="ListBullet"/>
+        <w:spacing w:line="259" w:lineRule="auto" w:after="60"/>
       </w:pPr>
       <w:r>
         <w:t>LeasingWerk GmbH: Fortführung der Leasingverträge zu leicht modifizierten Konditionen (Stundung der Rückstandsrate, Verlängerung Gesamtlaufzeit um 6 Monate).</w:t>
@@ -405,6 +467,7 @@
     <w:p>
       <w:pPr>
         <w:pStyle w:val="Heading3"/>
+        <w:spacing w:line="259" w:lineRule="auto" w:after="60"/>
       </w:pPr>
       <w:r>
         <w:rPr>
@@ -415,6 +478,7 @@
     </w:p>
     <w:p>
       <w:pPr>
+        <w:spacing w:line="259" w:lineRule="auto" w:after="60"/>
         <w:jc w:val="left"/>
       </w:pPr>
       <w:r>
@@ -619,6 +683,7 @@
     </w:tbl>
     <w:p>
       <w:pPr>
+        <w:spacing w:line="259" w:lineRule="auto" w:after="60"/>
         <w:jc w:val="left"/>
       </w:pPr>
       <w:r>
@@ -627,6 +692,7 @@
     </w:p>
     <w:p>
       <w:pPr>
+        <w:spacing w:line="259" w:lineRule="auto" w:after="60"/>
         <w:jc w:val="left"/>
       </w:pPr>
       <w:r>
@@ -641,6 +707,7 @@
     </w:p>
     <w:p>
       <w:pPr>
+        <w:spacing w:line="259" w:lineRule="auto" w:after="60"/>
         <w:jc w:val="left"/>
       </w:pPr>
       <w:r>
@@ -656,6 +723,7 @@
     <w:p>
       <w:pPr>
         <w:pStyle w:val="Heading3"/>
+        <w:spacing w:line="259" w:lineRule="auto" w:after="60"/>
       </w:pPr>
       <w:r>
         <w:rPr>
@@ -666,6 +734,7 @@
     </w:p>
     <w:p>
       <w:pPr>
+        <w:spacing w:line="259" w:lineRule="auto" w:after="60"/>
         <w:jc w:val="left"/>
       </w:pPr>
       <w:r>
@@ -780,6 +849,7 @@
     </w:tbl>
     <w:p>
       <w:pPr>
+        <w:spacing w:line="259" w:lineRule="auto" w:after="60"/>
         <w:jc w:val="left"/>
       </w:pPr>
       <w:r>
@@ -788,6 +858,7 @@
     </w:p>
     <w:p>
       <w:pPr>
+        <w:spacing w:line="259" w:lineRule="auto" w:after="60"/>
         <w:jc w:val="left"/>
       </w:pPr>
       <w:r>
@@ -802,6 +873,7 @@
     </w:p>
     <w:p>
       <w:pPr>
+        <w:spacing w:line="259" w:lineRule="auto" w:after="60"/>
         <w:jc w:val="left"/>
       </w:pPr>
       <w:r>
@@ -817,6 +889,7 @@
     <w:p>
       <w:pPr>
         <w:pStyle w:val="Heading3"/>
+        <w:spacing w:line="259" w:lineRule="auto" w:after="60"/>
       </w:pPr>
       <w:r>
         <w:rPr>
@@ -827,6 +900,7 @@
     </w:p>
     <w:p>
       <w:pPr>
+        <w:spacing w:line="259" w:lineRule="auto" w:after="60"/>
         <w:jc w:val="left"/>
       </w:pPr>
       <w:r>
@@ -1029,6 +1103,7 @@
     </w:tbl>
     <w:p>
       <w:pPr>
+        <w:spacing w:line="259" w:lineRule="auto" w:after="60"/>
         <w:jc w:val="left"/>
       </w:pPr>
       <w:r>
@@ -1037,6 +1112,7 @@
     </w:p>
     <w:p>
       <w:pPr>
+        <w:spacing w:line="259" w:lineRule="auto" w:after="60"/>
         <w:jc w:val="left"/>
       </w:pPr>
       <w:r>
@@ -1051,6 +1127,7 @@
     </w:p>
     <w:p>
       <w:pPr>
+        <w:spacing w:line="259" w:lineRule="auto" w:after="60"/>
         <w:jc w:val="left"/>
       </w:pPr>
       <w:r>
@@ -1066,6 +1143,7 @@
     <w:p>
       <w:pPr>
         <w:pStyle w:val="Heading3"/>
+        <w:spacing w:line="259" w:lineRule="auto" w:after="60"/>
       </w:pPr>
       <w:r>
         <w:rPr>
@@ -1076,6 +1154,7 @@
     </w:p>
     <w:p>
       <w:pPr>
+        <w:spacing w:line="259" w:lineRule="auto" w:after="60"/>
         <w:jc w:val="left"/>
       </w:pPr>
       <w:r>
@@ -1160,6 +1239,7 @@
     </w:tbl>
     <w:p>
       <w:pPr>
+        <w:spacing w:line="259" w:lineRule="auto" w:after="60"/>
         <w:jc w:val="left"/>
       </w:pPr>
       <w:r>
@@ -1181,10 +1261,15 @@
         <w:t xml:space="preserve"> Der Forderungsverzicht ist auf Ebene der Schuldnerin als Sanierungsgewinn zu erfassen (§ 3a EStG); Antrag auf Steuerfreistellung wird von StB Dresen gestellt.</w:t>
       </w:r>
     </w:p>
-    <w:p/>
+    <w:p>
+      <w:pPr>
+        <w:spacing w:line="259" w:lineRule="auto" w:after="60"/>
+      </w:pPr>
+    </w:p>
     <w:p>
       <w:pPr>
         <w:pStyle w:val="Heading2"/>
+        <w:spacing w:line="259" w:lineRule="auto" w:after="60"/>
       </w:pPr>
       <w:r>
         <w:rPr>
@@ -1195,6 +1280,7 @@
     </w:p>
     <w:p>
       <w:pPr>
+        <w:spacing w:line="259" w:lineRule="auto" w:after="60"/>
         <w:jc w:val="left"/>
       </w:pPr>
       <w:r>
@@ -1204,6 +1290,7 @@
     <w:p>
       <w:pPr>
         <w:pStyle w:val="Heading3"/>
+        <w:spacing w:line="259" w:lineRule="auto" w:after="60"/>
       </w:pPr>
       <w:r>
         <w:rPr>
@@ -1214,6 +1301,7 @@
     </w:p>
     <w:p>
       <w:pPr>
+        <w:spacing w:line="259" w:lineRule="auto" w:after="60"/>
         <w:jc w:val="left"/>
       </w:pPr>
       <w:r>
@@ -1223,6 +1311,7 @@
     <w:p>
       <w:pPr>
         <w:pStyle w:val="Heading3"/>
+        <w:spacing w:line="259" w:lineRule="auto" w:after="60"/>
       </w:pPr>
       <w:r>
         <w:rPr>
@@ -1233,6 +1322,7 @@
     </w:p>
     <w:p>
       <w:pPr>
+        <w:spacing w:line="259" w:lineRule="auto" w:after="60"/>
         <w:jc w:val="left"/>
       </w:pPr>
       <w:r>
@@ -1242,6 +1332,7 @@
     <w:p>
       <w:pPr>
         <w:pStyle w:val="Heading3"/>
+        <w:spacing w:line="259" w:lineRule="auto" w:after="60"/>
       </w:pPr>
       <w:r>
         <w:rPr>
@@ -1252,6 +1343,7 @@
     </w:p>
     <w:p>
       <w:pPr>
+        <w:spacing w:line="259" w:lineRule="auto" w:after="60"/>
         <w:jc w:val="left"/>
       </w:pPr>
       <w:r>
@@ -1260,6 +1352,7 @@
     </w:p>
     <w:p>
       <w:pPr>
+        <w:spacing w:line="259" w:lineRule="auto" w:after="60"/>
         <w:jc w:val="left"/>
       </w:pPr>
       <w:r>
@@ -1272,10 +1365,15 @@
         <w:t xml:space="preserve"> Lieferanten und Finanzamt werden im StaRUG-Plan nicht einbezogen; mit diesen ist eine außergerichtliche Einigung parallel zu verhandeln.</w:t>
       </w:r>
     </w:p>
-    <w:p/>
+    <w:p>
+      <w:pPr>
+        <w:spacing w:line="259" w:lineRule="auto" w:after="60"/>
+      </w:pPr>
+    </w:p>
     <w:p>
       <w:pPr>
         <w:pStyle w:val="Heading2"/>
+        <w:spacing w:line="259" w:lineRule="auto" w:after="60"/>
       </w:pPr>
       <w:r>
         <w:rPr>
@@ -1287,6 +1385,7 @@
     <w:p>
       <w:pPr>
         <w:pStyle w:val="Heading3"/>
+        <w:spacing w:line="259" w:lineRule="auto" w:after="60"/>
       </w:pPr>
       <w:r>
         <w:rPr>
@@ -1297,6 +1396,7 @@
     </w:p>
     <w:p>
       <w:pPr>
+        <w:spacing w:line="259" w:lineRule="auto" w:after="60"/>
         <w:jc w:val="left"/>
       </w:pPr>
       <w:r>
@@ -1312,6 +1412,7 @@
     <w:p>
       <w:pPr>
         <w:pStyle w:val="ListBullet"/>
+        <w:spacing w:line="259" w:lineRule="auto" w:after="60"/>
       </w:pPr>
       <w:r>
         <w:t>Gruppe 1: Zustimmung der NordBank AG fraglich; Cram-Down nach § 245 InsO als Option.</w:t>
@@ -1320,6 +1421,7 @@
     <w:p>
       <w:pPr>
         <w:pStyle w:val="ListBullet"/>
+        <w:spacing w:line="259" w:lineRule="auto" w:after="60"/>
       </w:pPr>
       <w:r>
         <w:t>Gruppe 2: Positive Prognose (&gt; 70 % Summenmehrheit angenommen).</w:t>
@@ -1328,6 +1430,7 @@
     <w:p>
       <w:pPr>
         <w:pStyle w:val="ListBullet"/>
+        <w:spacing w:line="259" w:lineRule="auto" w:after="60"/>
       </w:pPr>
       <w:r>
         <w:t>Gruppe 3: Offen; abhängig von Kommunikation.</w:t>
@@ -1336,6 +1439,7 @@
     <w:p>
       <w:pPr>
         <w:pStyle w:val="ListBullet"/>
+        <w:spacing w:line="259" w:lineRule="auto" w:after="60"/>
       </w:pPr>
       <w:r>
         <w:t>Gruppe 4: Finanzamt wird üblicherweise neutral eingeschätzt.</w:t>
@@ -1344,6 +1448,7 @@
     <w:p>
       <w:pPr>
         <w:pStyle w:val="ListBullet"/>
+        <w:spacing w:line="259" w:lineRule="auto" w:after="60"/>
       </w:pPr>
       <w:r>
         <w:t>Gruppe 5: Sicher (Gesellschafterin stimmt zu).</w:t>
@@ -1352,6 +1457,7 @@
     <w:p>
       <w:pPr>
         <w:pStyle w:val="Heading3"/>
+        <w:spacing w:line="259" w:lineRule="auto" w:after="60"/>
       </w:pPr>
       <w:r>
         <w:rPr>
@@ -1362,16 +1468,22 @@
     </w:p>
     <w:p>
       <w:pPr>
+        <w:spacing w:line="259" w:lineRule="auto" w:after="60"/>
         <w:jc w:val="left"/>
       </w:pPr>
       <w:r>
         <w:t>In jeder Klasse: 75 % der Stimmrechte (§ 25 Abs. 1 StaRUG). Cram-Down nach § 26 StaRUG möglich, wenn mindestens eine Klasse zugestimmt hat und kein Gläubiger schlechter steht als ohne Plan. Die NordBank-Klasse A ist mit 3.200.000 Euro Forderung der schwierigste Fall; ein Cram-Down setzt eine wasserdichte Vergleichsrechnung voraus.</w:t>
       </w:r>
     </w:p>
-    <w:p/>
+    <w:p>
+      <w:pPr>
+        <w:spacing w:line="259" w:lineRule="auto" w:after="60"/>
+      </w:pPr>
+    </w:p>
     <w:p>
       <w:pPr>
         <w:pStyle w:val="Heading2"/>
+        <w:spacing w:line="259" w:lineRule="auto" w:after="60"/>
       </w:pPr>
       <w:r>
         <w:rPr>
@@ -1383,6 +1495,7 @@
     <w:p>
       <w:pPr>
         <w:pStyle w:val="ListNumber"/>
+        <w:spacing w:line="259" w:lineRule="auto" w:after="60"/>
       </w:pPr>
       <w:r>
         <w:rPr>
@@ -1397,6 +1510,7 @@
     <w:p>
       <w:pPr>
         <w:pStyle w:val="ListNumber"/>
+        <w:spacing w:line="259" w:lineRule="auto" w:after="60"/>
       </w:pPr>
       <w:r>
         <w:rPr>
@@ -1411,6 +1525,7 @@
     <w:p>
       <w:pPr>
         <w:pStyle w:val="ListNumber"/>
+        <w:spacing w:line="259" w:lineRule="auto" w:after="60"/>
       </w:pPr>
       <w:r>
         <w:rPr>
@@ -1425,6 +1540,7 @@
     <w:p>
       <w:pPr>
         <w:pStyle w:val="ListNumber"/>
+        <w:spacing w:line="259" w:lineRule="auto" w:after="60"/>
       </w:pPr>
       <w:r>
         <w:rPr>
@@ -1436,9 +1552,14 @@
         <w:t xml:space="preserve"> Ob das Finanzamt in eine Sondergruppe muss, ist BGH-rechtlich nicht abschließend geklärt. Die Praxis tendiert zu einer Einbeziehung in Gruppe 3 (übrige Gläubiger), sofern keine besonderen Rechte geltend gemacht werden.</w:t>
       </w:r>
     </w:p>
-    <w:p/>
     <w:p>
       <w:pPr>
+        <w:spacing w:line="259" w:lineRule="auto" w:after="60"/>
+      </w:pPr>
+    </w:p>
+    <w:p>
+      <w:pPr>
+        <w:spacing w:line="259" w:lineRule="auto" w:after="60"/>
         <w:jc w:val="left"/>
       </w:pPr>
       <w:r>
@@ -1449,13 +1570,58 @@
       </w:r>
     </w:p>
     <w:sectPr>
+      <w:headerReference w:type="default" r:id="rId9"/>
+      <w:footerReference w:type="default" r:id="rId10"/>
       <w:pgSz w:w="11906" w:h="16838"/>
-      <w:pgMar w:top="1417" w:right="1417" w:bottom="1417" w:left="1417" w:header="720" w:footer="720" w:gutter="0"/>
+      <w:pgMar w:top="1191" w:right="1247" w:bottom="1134" w:left="1361" w:header="720" w:footer="720" w:gutter="0"/>
       <w:cols w:space="720"/>
       <w:docGrid w:linePitch="360"/>
     </w:sectPr>
   </w:body>
 </w:document>
+</file>
+
+<file path=word/footer1.xml><?xml version="1.0" encoding="utf-8"?>
+<w:ftr xmlns:m="http://schemas.openxmlformats.org/officeDocument/2006/math" xmlns:mc="http://schemas.openxmlformats.org/markup-compatibility/2006" xmlns:mo="http://schemas.microsoft.com/office/mac/office/2008/main" xmlns:mv="urn:schemas-microsoft-com:mac:vml" xmlns:o="urn:schemas-microsoft-com:office:office" xmlns:r="http://schemas.openxmlformats.org/officeDocument/2006/relationships" xmlns:v="urn:schemas-microsoft-com:vml" xmlns:w10="urn:schemas-microsoft-com:office:word" xmlns:w14="http://schemas.microsoft.com/office/word/2010/wordml" xmlns:w="http://schemas.openxmlformats.org/wordprocessingml/2006/main" xmlns:wne="http://schemas.microsoft.com/office/word/2006/wordml" xmlns:wp14="http://schemas.microsoft.com/office/word/2010/wordprocessingDrawing" xmlns:wp="http://schemas.openxmlformats.org/drawingml/2006/wordprocessingDrawing" xmlns:wpc="http://schemas.microsoft.com/office/word/2010/wordprocessingCanvas" xmlns:wpg="http://schemas.microsoft.com/office/word/2010/wordprocessingGroup" xmlns:wpi="http://schemas.microsoft.com/office/word/2010/wordprocessingInk" xmlns:wps="http://schemas.microsoft.com/office/word/2010/wordprocessingShape" mc:Ignorable="w14 wp14">
+  <w:p>
+    <w:pPr>
+      <w:pStyle w:val="Footer"/>
+      <w:jc w:val="left"/>
+    </w:pPr>
+    <w:r/>
+    <w:r>
+      <w:rPr>
+        <w:rFonts w:ascii="Times New Roman" w:hAnsi="Times New Roman"/>
+        <w:b w:val="0"/>
+        <w:color w:val="777777"/>
+        <w:sz w:val="17"/>
+      </w:rPr>
+      <w:t>Vertraulich | Bearbeitungsstand Juli 2026 | nur zur Aktenbearbeitung</w:t>
+    </w:r>
+  </w:p>
+</w:ftr>
+</file>
+
+<file path=word/header1.xml><?xml version="1.0" encoding="utf-8"?>
+<w:hdr xmlns:m="http://schemas.openxmlformats.org/officeDocument/2006/math" xmlns:mc="http://schemas.openxmlformats.org/markup-compatibility/2006" xmlns:mo="http://schemas.microsoft.com/office/mac/office/2008/main" xmlns:mv="urn:schemas-microsoft-com:mac:vml" xmlns:o="urn:schemas-microsoft-com:office:office" xmlns:r="http://schemas.openxmlformats.org/officeDocument/2006/relationships" xmlns:v="urn:schemas-microsoft-com:vml" xmlns:w10="urn:schemas-microsoft-com:office:word" xmlns:w14="http://schemas.microsoft.com/office/word/2010/wordml" xmlns:w="http://schemas.openxmlformats.org/wordprocessingml/2006/main" xmlns:wne="http://schemas.microsoft.com/office/word/2006/wordml" xmlns:wp14="http://schemas.microsoft.com/office/word/2010/wordprocessingDrawing" xmlns:wp="http://schemas.openxmlformats.org/drawingml/2006/wordprocessingDrawing" xmlns:wpc="http://schemas.microsoft.com/office/word/2010/wordprocessingCanvas" xmlns:wpg="http://schemas.microsoft.com/office/word/2010/wordprocessingGroup" xmlns:wpi="http://schemas.microsoft.com/office/word/2010/wordprocessingInk" xmlns:wps="http://schemas.microsoft.com/office/word/2010/wordprocessingShape" mc:Ignorable="w14 wp14">
+  <w:p>
+    <w:pPr>
+      <w:pStyle w:val="Header"/>
+      <w:jc w:val="left"/>
+    </w:pPr>
+    <w:r/>
+    <w:r>
+      <w:rPr>
+        <w:rFonts w:ascii="Times New Roman" w:hAnsi="Times New Roman"/>
+        <w:b w:val="0"/>
+        <w:i w:val="0"/>
+        <w:color w:val="666666"/>
+        <w:sz w:val="17"/>
+      </w:rPr>
+      <w:t>Lindenhof und Partner mbB | Insolvenz- und Restrukturierungsakte | Bearbeitungsstand Juli 2026</w:t>
+    </w:r>
+  </w:p>
+</w:hdr>
 </file>
 
 <file path=word/numbering.xml><?xml version="1.0" encoding="utf-8"?>
@@ -2172,11 +2338,12 @@
       <w:contextualSpacing/>
     </w:pPr>
     <w:rPr>
-      <w:rFonts w:asciiTheme="majorHAnsi" w:eastAsiaTheme="majorEastAsia" w:hAnsiTheme="majorHAnsi" w:cstheme="majorBidi"/>
+      <w:rFonts w:asciiTheme="majorHAnsi" w:eastAsiaTheme="majorEastAsia" w:hAnsiTheme="majorHAnsi" w:cstheme="majorBidi" w:ascii="Times New Roman" w:hAnsi="Times New Roman"/>
+      <w:b/>
       <w:color w:val="17365D" w:themeColor="text2" w:themeShade="BF"/>
       <w:spacing w:val="5"/>
       <w:kern w:val="28"/>
-      <w:sz w:val="52"/>
+      <w:sz w:val="30"/>
       <w:szCs w:val="52"/>
     </w:rPr>
   </w:style>
